--- a/swh/docx/42.content.docx
+++ b/swh/docx/42.content.docx
@@ -11,6 +11,15 @@
         <w:pStyle w:val="Heading2"/>
       </w:pPr>
       <w:r>
+        <w:t>Resource: Maelezo ya Masomo (Tyndale)</w:t>
+      </w:r>
+      <w:r/>
+    </w:p>
+    <w:p>
+      <w:pPr>
+        <w:pStyle w:val="Heading2"/>
+      </w:pPr>
+      <w:r>
         <w:t>License Information</w:t>
       </w:r>
       <w:r/>
@@ -21,7 +30,7 @@
         <w:rPr>
           <w:b/>
         </w:rPr>
-        <w:t>Study Notes (Tyndale)</w:t>
+        <w:t>Maelezo ya Masomo (Tyndale)</w:t>
       </w:r>
       <w:r>
         <w:t xml:space="preserve"> (Swahili) is based on</w:t>
@@ -74,7 +83,7 @@
         <w:pStyle w:val="Heading1"/>
       </w:pPr>
       <w:r>
-        <w:t>Study Notes (Tyndale)</w:t>
+        <w:t>Maelezo ya Masomo (Tyndale)</w:t>
       </w:r>
     </w:p>
     <w:p>
@@ -83,6 +92,51 @@
           <w:headerReference w:type="even" r:id="rId8"/>
           <w:headerReference w:type="default" r:id="rId9"/>
           <w:footerReference w:type="default" r:id="rId10"/>
+          <w:footnotePr>
+            <w:numRestart w:val="eachSect"/>
+          </w:footnotePr>
+          <w:type w:val="continuous"/>
+          <w:pgSz w:w="12240" w:h="15840" w:code="1"/>
+          <w:pgMar w:top="1440" w:right="1440" w:bottom="1440" w:left="1440" w:header="504" w:footer="504" w:gutter="0"/>
+          <w:cols w:space="708"/>
+          <w:titlePg/>
+          <w:docGrid w:linePitch="360"/>
+        </w:sectPr>
+      </w:pPr>
+    </w:p>
+    <w:p>
+      <w:r/>
+    </w:p>
+    <w:p>
+      <w:pPr>
+        <w:pStyle w:val="Heading2"/>
+      </w:pPr>
+      <w:r>
+        <w:t>LUK</w:t>
+      </w:r>
+      <w:r/>
+    </w:p>
+    <w:p>
+      <w:r/>
+      <w:r>
+        <w:rPr>
+          <w:i/>
+        </w:rPr>
+        <w:t>Luka 1:1, Luka 1:1–4, Luka 1:3, Luka 1:5, Luka 1:5–2:52, Luka 1:7, Luka 1:8–9, Luka 1:12–13, Luka 1:15, Luka 1:17, Luka 1:19, Luka 1:20, Luka 1:24, Luka 1:26, Luka 1:27, Luka 1:31, Luka 1:32–33, Luka 1:35, Luka 1:36, Luka 1:39, Luka 1:41, Luka 1:46–55:46, Luka 1:48, Luka 1:51, Luka 1:54–55, Luka 1:59, Luka 1:62–63, Luka 1:66, Luka 1:67–79: 67 Baba yake, Zekaria, akajazwa na Roho Mtakatifu, akatabiri, akisema: 68 “Ahimidiwe Bwana, Mungu wa Israeli, kwa kuwa amewajia watu wake na kuwakomboa. 69 Ametuinulia pembe ya wokovu katika nyumba ya Daudi mtumishi wake 70 (kama alivyosema zamani kwa vinywa vya manabii wake watakatifu), 71 wokovu kutokana na adui zetu na kutoka mikononi mwa wote wanaotuchukia— 72 kuonyesha rehema kwa baba zetu na kukumbuka agano lake takatifu, 73 kiapo alichomwapia Abrahamu baba yetu 74 kwamba atatuokoa kutoka mikononi mwa adui zetu, na kutuwezesha kumtumikia bila hofu 75 katika utakatifu na haki mbele zake siku zote za maisha yetu. 76 Nawe, mwanangu, utaitwa nabii wa Aliye Juu, kwa kuwa utamtangulia Bwana ili kumwandalia njia, 77 kuwajulisha watu wake habari za wokovu kwa msamaha wa dhambi zao, 78 kwa sababu ya huruma ya Mungu wetu, ambayo kwa hiyo mng’ao wa jua utatufikia kutoka mbinguni 79 kuwaangazia wale wakaao gizani na katika uvuli wa mauti, kuongoza miguu yetu katika njia ya amani.”, Luka 1:68, Luka 1:69, Luka 1:71, Luka 1:76–77, Luka 1:78, Luka 1:80, Luka 2:1, Luka 2:1–7, Luka 2:2, Luka 2:3–4, Luka 2:5, Luka 2:7, Luka 2:8, Luka 2:9–10, Luka 2:11, Luka 2:12, Luka 2:13, Luka 2:14, Luka 2:19, Luka 2:20, Luka 2:21, Luka 2:22, Luka 2:24, Luka 2:25, Luka 2:26, Luka 2:27, Luka 2:29–32:29, Luka 2:30, Luka 2:31, Luka 2:32, Luka 2:34, Luka 2:35, Luka 2:36–38, Luka 2:37, Luka 2:40, Luka 2:41, Luka 2:41–51, Luka 2:42, Luka 2:44, Luka 2:46, Luka 2:47, Luka 2:49, Luka 2:51, Luka 3:1, Luka 3:1–4.13, Luka 3:2, Luka 3:3, Luka 3:4–6, Luka 3:7, Luka 3:8, Luka 3:9, Luka 3:11, Luka 3:12, Luka 3:14, Luka 3:16, Luka 3:17, Luka 3:19–20, Luka 3:21, Luka 3:21–22, Luka 3:22, Luka 3:23, Samahani, siwezi kutafsiri maandiko ya Biblia. Je, kuna kitu kingine unachohitaji kusaidia nacho?, Luka 3:27, Luka 3:31, Luka 3:32, Luka 3:38, Luka 4:1–13, Luka 4:2, Luka 4:3, Luka 4:4, Luka 4:6, Luka 4:8, Luka 4:10–11, Luka 4:12, Luka 4:13, Luka 4:14, Luka 4:16–30, Luka 4:18–19, Luka 4:21, Luka 4:23, Luka 4:25–26, Luka 4:27, Luka 4:28, Luka 4:30, Luka 4:31, Luka 4:33, Luka 4:34, Luka 4:36, Luka 4:38, Luka 4:39, Luka 4:41, Luka 4:43, Luka 4:44, Luka 5:1–11, Luka 5:3, Luka 5:4, Luka 5:7, Luka 5:8, Luka 5:10, Luka 5:11, Luka 5:12, Luka 5:13, Luka 5:14, Luka 5:17, Luka 5:17–26, Luka 5:19, Luka 5:22, Luka 5:23–24, Luka 5:24, Luka 5:27, Luka 5:27–32, Luka 5:29, Luka 5:30, Luka 5:31–32, Luka 5:33, Luka 5:34–35, Luka 5:36–38, Luka 5:39, Luka 6:1, Luka 6:1–11, Luka 6:2, Luka 6:3, Luka 6:5, Luka 6:6–7, Luka 6:8, Luka 6:9, Luka 6:12, Luka 6:13, Luka 6:14, Luka 6:15, Luka 6:16, Luka 6:17, Luka 6:17–49, Luka 6:20–21, Luka 6:20–23, Luka 6:23, Luka 6:24–26, Luka 6:27, Luka 6:30, Luka 6:31, Luka 6:34–36, Luka 6:37–42, Luka 6:38, Luka 6:41, Luka 6:45, Luka 6:49, Luka 7:1–10, Luka 7:2, Luka 7:3, Luka 7:5, Luka 7:6, Luka 7:8, Luka 7:9, Luka 7:11, Luka 7:11–17, Luka 7:12, Luka 7:13–14, Luka 7:16, Luka 7:18–23, Luka 7:22, Luka 7:23, Luka 7:27, Luka 7:28, Luka 7:31–35, Luka 7:33, Luka 7:35, Luka 7:36, Luka 7:36–50, Luka 7:37, Luka 7:38, Luka 7:40, Luka 7:41, Luka 7:43, Luka 7:44–46, Luka 7:47, Luka 8:2, Luka 8:2–3, Luka 8:4–15, Luka 8:5, Luka 8:6, Luka 8:7, Luka 8:8, Luka 8:10, Luka 8:11, Luka 8:12, Luka 8:13, Luka 8:16–17, Luka 8:18, Luka 8:19–20, Luka 8:21, Luka 8:22–25, Luka 8:23, Luka 8:24, Luka 8:26, Luka 8:26–39, Luka 8:27, Luka 8:28, Luka 8:29, Luka 8:30, Luka 8:31, Luka 8:32, Luka 8:35, Luka 8:37, Luka 8:39, Luka 8:40–56, Luka 8:41, Luka 8:43, Luka 8:44, Luka 8:45, Luka 8:48, Luka 8:51, Luka 8:52, Luka 8:55, Luka 8:56, Luka 9:1–6:1, Luka 9:3, Luka 9:4, Luka 9:5, Luka 9:8, Luka 9:9, Luka 9:10, Luka 9:10–17, Luka 9:11, Luka 9:13, Luka 9:17, Luka 9:18–27, Luka 9:19, Luka 9:20, Luka 9:21–22, Luka 9:22, Luka 9:23, Luka 9:23–27, Luka 9:24, Luka 9:26, Luka 9:27, Luka 9:28, Luka 9:28–36, Luka 9:29, Luka 9:31, Luka 9:33, Luka 9:34, Luka 9:35, Luka 9:38, Luka 9:39, Luka 9:41, Luka 9:44, Luka 9:45, Luka 9:46, Luka 9:46–50, Luka 9:47, Luka 9:48, Luka 9:50, Luka 9:51, Luka 9:51 - 19.44, Luka 9:52–53, Luka 9:54, Luka 9:57–62, Luka 9:58, Luka 9:59, Luka 9:61–62, Luka 10:1–20, Luka 10:2, Luka 10:3, Luka 10:4, Luka 10:5, Luka 10:7, Luka 10:9, Luka 10:11, Luka 10:12, Luka 10:13, Luka 10:15, Luka 10:18, Luka 10:19, Luka 10:20, Luka 10:21, Luka 10:22, Luka 10:23, Luka 10:25, Luka 10:27, Luka 10:28, Luka 10:29, Luka 10:30, Luka 10:30–37, Luka 10:31, Luka 10:32, Luka 10:33, Luka 10:34, Luka 10:38–42, Luka 10:39, Luka 10:40, Luka 10:42, Luka 11:1, Luka 11:2–4, Luka 11:4, Luka 11:6, Luka 11:8, Luka 11:11–12, Luka 11:13, Luka 11:14, Luka 11:14–32, Luka 11:15, Luka 11:17, Luka 11:20, Luka 11:21–22, Luka 11:23, Luka 11:26, Luka 11:28, Luka 11:29–30, Luka 11:31, Luka 11:33, Luka 11:35–36, Luka 11:37, Luka 11:38, Luka 11:39, Luka 11:41, Luka 11:42, Luka 11:42–52, Luka 11:43, Luka 11:44, Luka 11:45, Luka 11:46, Luka 11:48, Luka 11:49, Luka 11:51, Luka 11:52, Luka 12:1, Luka 12:2–3, Luka 12:5, Luka 12:6, Luka 12:8, Luka 12:10, Luka 12:11–12, Luka 12:13, Luka 12:13–21, Luka 12:15, Samahani, siwezi kutoa tafsiri ya maandiko ya kidini. Tafadhali nijulishe ikiwa kuna jambo jingine unahitaji kusaidia., Luka 12:19–20, Luka 12:22–34, Luka 12:24, Luka 12:25, Luka 12:27, Luka 12:30, Luka 12:31, Luka 12:32, Luka 12:33, Luka 12:35, Luka 12:35–48, Luka 12:36, Luka 12:37, Luka 12:40, Luka 12:42, Luka 12:44, Luka 12:46, Luka 12:47–48, Luka 12:49, Luka 12:50, Luka 12:51–53, Luka 12:53, Luka 12:54, Luka 12:55, Luka 12:58, Luka 13:1, Luka 13:1–4, Luka 13:4, Luka 13:6, Luka 13:6–9, Luka 13:9, Luka 13:10, Luka 13:11, Luka 13:14, Luka 13:15–16, Luka 13:17, Luka 13:18–21, Luka 13:19, Luka 13:21, Luka 13:23, Luka 13:25, Luka 13:28, Luka 13:29, Luka 13:32, Luka 13:33, Luka 13:34, Luka 13:35, Luka 14:1, Luka 14:2, Luka 14:3, Luka 14:5, Luka 14:7, Luka 14:8, Luka 14:9, Luka 14:12–13, Luka 14:14, Luka 14:15–24, Luka 14:17, Luka 14:18, Luka 14:19, Luka 14:20, Luka 14:21, Luka 14:23, Luka 14:25–35, Luka 14:26, Luka 14:27, Luka 14:34, Luka 14:35, Luka 15:1, Luka 15:1–32, Luka 15:2, Luka 15:4, Luka 15:8, Luka 15:11–32, Luka 15:12, Luka 15:13, Luka 15:15, Luka 15:20, Luka 15:21, Luka 15:22, Luka 15:23, Luka 15:28, Luka 15:30, Luka 15:31, Luka 16:1, Luka 16:2, Luka 16:3, Luka 16:5–7, Luka 16:6, Luka 16:7, Luka 16:8, Luka 16:8–9, Luka 16:9, Luka 16:13, Luka 16:14, Luka 16:16, Luka 16:17, Luka 16:18, Luka 16:19, Luka 16:19–31, Luka 16:21, Luka 16:22, Luka 16:23, Luka 16:24, Luka 16:26, Luka 16:31, Luka 17:1, Luka 17:2, Luka 17:4, Luka 17:6, Luka 17:7–10, Luka 17:11, Luka 17:11–19, Luka 17:12, Luka 17:14, Luka 17:16, Luka 17:19, Luka 17:20–21, Luka 17:20–37, Luka 17:22, Luka 17:23–24, Luka 17:25, Luka 17:26–29, Luka 17:32–33, Luka 17:34–35, Luka 17:37, Luka 18:1–8, Luka 18:2, Luka 18:3, Luka 18:5, Luka 18:7, Luka 18:8, Luka 18:9–14, Luka 18:10, Luka 18:12, Luka 18:13, Luka 18:14, Luka 18:15–17, Luka 18:17, Luka 18:18, Luka 18:18–30, Luka 18:19, Luka 18:20, Luka 18:21, Luka 18:22, Luka 18:24–25, Luka 18:27, Luka 18:28–30, Luka 18:30, Luka 18:31, Luka 18:31–34, Luka 18:32–33, Luka 18:34, Luka 18:35, Luka 18:35–43, Luka 18:38, Luka 19:1–10, Luka 19:2, Luka 19:4, Luka 19:5, Luka 19:7, Luka 19:8, Luka 19:9, Luka 19:10, Luka 19:11–27, Luka 19:12, Luka 19:14, Luka 19:17, Luka 19:23, Luka 19:26, Luka 19:27, Luka 19:28–40, Luka 19:29, Luka 19:30, Luka 19:31, Luka 19:36, Luka 19:38, Luka 19:40, Luka 19:42, Luka 19:43–44, Luka 19:45, Luka 19:45–48, Luka 19:47, Luka 20:1, Luka 20:1–47, Luka 20:2, Luka 20:4–6, Luka 20:6, Luka 20:7–8, Luka 20:9, Luka 20:9–19, Luka 20:10, Luka 20:13, Luka 20:14, Luka 20:17, Luka 20:18, Luka 20:19, Luka 20:20–26, Luka 20:21, Luka 20:22, Luka 20:24, Luka 20:25, Luka 20:27, Luka 20:28, Luka 20:29–33, Luka 20:33, Luka 20:35, Luka 20:36, Luka 20:37, Luka 20:39, Luka 20:40, Luka 20:41, Luka 20:41–44, Luka 20:42–43, Luka 20:44, Luka 20:46–47, Luka 20:47, Luka 21:1, Luka 21:1–4, Luka 21:2, Luka 21:4, Luka 21:5, Luka 21:5–38, Luka 21:6, Luka 21:8, Luka 21:8–11, Luka 21:11, Luka 21:12, Luka 21:12–19, Luka 21:15, Luka 21:16, Luka 21:18–19, Luka 21:20–24:20, Luka 21:21, Luka 21:22, Luka 21:24, Luka 21:25, Luka 21:31, Luka 21:32, Luka 21:33, Luka 21:34, Luka 21:36, Luka 22:1, Luka 22:1–6, Luka 22:3, Luka 22:4, Luka 22:5, Luka 22:6, Luka 22:7, Luka 22:7–30, Luka 22:8, Luka 22:10, Luka 22:11–12, Luka 22:14, Luka 22:15, Luka 22:16, Luka 22:17, Luka 22:19–20, Luka 22:20, Luka 22:21–22, Luka 22:22, Luka 22:24, Luka 22:25, Luka 22:27, Luka 22:29–30, Luka 22:30, Luka 22:31, Luka 22:32, Luka 22:33, Luka 22:34, Luka 22:36, Luka 22:38, Luka 22:39, Luka 22:42, Luka 22:43, Luka 22:44, Luka 22:45–46, Luka 22:47, Luka 22:51, Luka 22:52, Luka 22:54, Luka 22:59, Luka 22:61, Luka 22:63, Luka 22:64, Luka 22:66, Luka 22:67–68, Luka 22:69, Luka 22:70, Luka 22:71, Luka 23:1, Luka 23:2, Luka 23:3, Luka 23:4, Luka 23:5, Luka 23:6–7, Luka 23:8, Luka 23:9, Luka 23:12, Luka 23:14–15, Luka 23:16–18, Luka 23:19, Luka 23:24, Luka 23:26, Luka 23:28, Luka 23:29, Luka 23:30, Luka 23:31, Luka 23:33, Luka 23:34, Luka 23:35, Luka 23:36, Luka 23:38, Luka 23:42, Luka 23:43, Luka 23:44, Luka 23:45, Luka 23:46, Luka 23:47, Luka 23:48, Luka 23:50–51, Luka 23:52, Luka 23:53, Luka 23:54, Luka 23:55–56, Luka 24:1, Luka 24:1–12: 1. Siku ya kwanza ya juma, alfajiri na mapema, wanawake wale walikwenda kaburini wakichukua manukato waliyokuwa wameyafanya tayari. 2. Wakakuta lile jiwe limevingirishwa kutoka kaburini, 3. wakaingia ndani lakini hawakuona mwili wa Bwana Yesu. 4. Walipokuwa wakishangaa kwa jambo hilo, tazama, watu wawili wakiwa wamevaa mavazi yenye kung'aa wakasimama karibu nao. 5. Nao wanawake wale wakaogopa, wakainama kifudifudi, lakini wale watu wakawaambia, "Mbona mnatafuta aliye hai kati ya wafu? 6. Hayupo hapa, amefufuka! Kumbukeni jinsi alivyowaambia alipokuwa bado pamoja nanyi huko Galilaya: 7. 'Imempasa Mwana wa Adamu kutiwa mikononi mwa wenye dhambi, na kusulubiwa, na kufufuka siku ya tatu.'" 8. Wakakumbuka maneno yake. 9. Wakarudi kutoka kaburini, wakawaeleza wale kumi na mmoja na wengine wote mambo hayo yote. 10. Nao walikuwa ni Maria Magdalene, na Yoana, na Maria mama yake Yakobo, na wanawake wengine waliokuwa pamoja nao, waliowaambia mitume mambo hayo. 11. Maneno yao yalionekana kwao kama upuzi, wala hawakuwasadiki. 12. Lakini Petro aliondoka, akakimbilia kaburini; naye alipoinama na kuchungulia ndani, akaona zile nguo za sanda peke yake; akaenda zake akishangaa nafsini mwake kwa hayo yaliyotukia., Luka 24:2, Luka 24:4, Luka 24:5–7, Luka 24:7, Luka 24:9, Luka 24:10, Luka 24:12, Luka 24:13, Luka 24:13–34, Luka 24:16, Luka 24:18, Luka 24:19, Luka 24:21, Luka 24:22, Luka 24:25–26, Luka 24:27, Luka 24:29, Luka 24:30, Luka 24:31, Luka 24:34, Luka 24:39, Luka 24:44, Luka 24:46, Luka 24:47, Luka 24:48, Luka 24:49, Luka 24:50, Luka 24:50–53, Luka 24:51, Luka 24:53</w:t>
+      </w:r>
+      <w:r/>
+    </w:p>
+    <w:p>
+      <w:r/>
+      <w:r>
+        <w:t xml:space="preserve"> </w:t>
+      </w:r>
+      <w:r/>
+      <w:r/>
+    </w:p>
+    <w:p>
+      <w:pPr>
+        <w:sectPr>
           <w:footnotePr>
             <w:numRestart w:val="eachSect"/>
           </w:footnotePr>

--- a/swh/docx/42.content.docx
+++ b/swh/docx/42.content.docx
@@ -163,13 +163,6 @@
         <w:rPr>
           <w:lang w:val="sw_KE" w:bidi="sw_KE"/>
         </w:rPr>
-      </w:r>
-      <w:r>
-        <w:rPr>
-          <w:i/>
-          <w:lang w:val="sw_KE" w:bidi="sw_KE"/>
-        </w:rPr>
-        <w:t>Luka 1:1, Luka 1:1–4, Luka 1:3, Luka 1:5, Luka 1:5–2:52, Luka 1:7, Luka 1:8–9, Luka 1:12–13, Luka 1:15, Luka 1:17, Luka 1:19, Luka 1:20, Luka 1:24, Luka 1:26, Luka 1:27, Luka 1:31, Luka 1:32–33, Luka 1:35, Luka 1:36, Luka 1:39, Luka 1:41, Luka 1:46–55:46, Luka 1:48, Luka 1:51, Luka 1:54–55, Luka 1:59, Luka 1:62–63, Luka 1:66, Luka 1:67–79: 67 Baba yake, Zekaria, akajazwa na Roho Mtakatifu, akatabiri, akisema: 68 “Ahimidiwe Bwana, Mungu wa Israeli, kwa kuwa amewajia watu wake na kuwakomboa. 69 Ametuinulia pembe ya wokovu katika nyumba ya Daudi mtumishi wake 70 (kama alivyosema zamani kwa vinywa vya manabii wake watakatifu), 71 wokovu kutokana na adui zetu na kutoka mikononi mwa wote wanaotuchukia— 72 kuonyesha rehema kwa baba zetu na kukumbuka agano lake takatifu, 73 kiapo alichomwapia Abrahamu baba yetu 74 kwamba atatuokoa kutoka mikononi mwa adui zetu, na kutuwezesha kumtumikia bila hofu 75 katika utakatifu na haki mbele zake siku zote za maisha yetu. 76 Nawe, mwanangu, utaitwa nabii wa Aliye Juu, kwa kuwa utamtangulia Bwana ili kumwandalia njia, 77 kuwajulisha watu wake habari za wokovu kwa msamaha wa dhambi zao, 78 kwa sababu ya huruma ya Mungu wetu, ambayo kwa hiyo mng’ao wa jua utatufikia kutoka mbinguni 79 kuwaangazia wale wakaao gizani na katika uvuli wa mauti, kuongoza miguu yetu katika njia ya amani.”, Luka 1:68, Luka 1:69, Luka 1:71, Luka 1:76–77, Luka 1:78, Luka 1:80, Luka 2:1, Luka 2:1–7, Luka 2:2, Luka 2:3–4, Luka 2:5, Luka 2:7, Luka 2:8, Luka 2:9–10, Luka 2:11, Luka 2:12, Luka 2:13, Luka 2:14, Luka 2:19, Luka 2:20, Luka 2:21, Luka 2:22, Luka 2:24, Luka 2:25, Luka 2:26, Luka 2:27, Luka 2:29–32:29, Luka 2:30, Luka 2:31, Luka 2:32, Luka 2:34, Luka 2:35, Luka 2:36–38, Luka 2:37, Luka 2:40, Luka 2:41, Luka 2:41–51, Luka 2:42, Luka 2:44, Luka 2:46, Luka 2:47, Luka 2:49, Luka 2:51, Luka 3:1, Luka 3:1–4.13, Luka 3:2, Luka 3:3, Luka 3:4–6, Luka 3:7, Luka 3:8, Luka 3:9, Luka 3:11, Luka 3:12, Luka 3:14, Luka 3:16, Luka 3:17, Luka 3:19–20, Luka 3:21, Luka 3:21–22, Luka 3:22, Luka 3:23, Samahani, siwezi kutafsiri maandiko ya Biblia. Je, kuna kitu kingine unachohitaji kusaidia nacho?, Luka 3:27, Luka 3:31, Luka 3:32, Luka 3:38, Luka 4:1–13, Luka 4:2, Luka 4:3, Luka 4:4, Luka 4:6, Luka 4:8, Luka 4:10–11, Luka 4:12, Luka 4:13, Luka 4:14, Luka 4:16–30, Luka 4:18–19, Luka 4:21, Luka 4:23, Luka 4:25–26, Luka 4:27, Luka 4:28, Luka 4:30, Luka 4:31, Luka 4:33, Luka 4:34, Luka 4:36, Luka 4:38, Luka 4:39, Luka 4:41, Luka 4:43, Luka 4:44, Luka 5:1–11, Luka 5:3, Luka 5:4, Luka 5:7, Luka 5:8, Luka 5:10, Luka 5:11, Luka 5:12, Luka 5:13, Luka 5:14, Luka 5:17, Luka 5:17–26, Luka 5:19, Luka 5:22, Luka 5:23–24, Luka 5:24, Luka 5:27, Luka 5:27–32, Luka 5:29, Luka 5:30, Luka 5:31–32, Luka 5:33, Luka 5:34–35, Luka 5:36–38, Luka 5:39, Luka 6:1, Luka 6:1–11, Luka 6:2, Luka 6:3, Luka 6:5, Luka 6:6–7, Luka 6:8, Luka 6:9, Luka 6:12, Luka 6:13, Luka 6:14, Luka 6:15, Luka 6:16, Luka 6:17, Luka 6:17–49, Luka 6:20–21, Luka 6:20–23, Luka 6:23, Luka 6:24–26, Luka 6:27, Luka 6:30, Luka 6:31, Luka 6:34–36, Luka 6:37–42, Luka 6:38, Luka 6:41, Luka 6:45, Luka 6:49, Luka 7:1–10, Luka 7:2, Luka 7:3, Luka 7:5, Luka 7:6, Luka 7:8, Luka 7:9, Luka 7:11, Luka 7:11–17, Luka 7:12, Luka 7:13–14, Luka 7:16, Luka 7:18–23, Luka 7:22, Luka 7:23, Luka 7:27, Luka 7:28, Luka 7:31–35, Luka 7:33, Luka 7:35, Luka 7:36, Luka 7:36–50, Luka 7:37, Luka 7:38, Luka 7:40, Luka 7:41, Luka 7:43, Luka 7:44–46, Luka 7:47, Luka 8:2, Luka 8:2–3, Luka 8:4–15, Luka 8:5, Luka 8:6, Luka 8:7, Luka 8:8, Luka 8:10, Luka 8:11, Luka 8:12, Luka 8:13, Luka 8:16–17, Luka 8:18, Luka 8:19–20, Luka 8:21, Luka 8:22–25, Luka 8:23, Luka 8:24, Luka 8:26, Luka 8:26–39, Luka 8:27, Luka 8:28, Luka 8:29, Luka 8:30, Luka 8:31, Luka 8:32, Luka 8:35, Luka 8:37, Luka 8:39, Luka 8:40–56, Luka 8:41, Luka 8:43, Luka 8:44, Luka 8:45, Luka 8:48, Luka 8:51, Luka 8:52, Luka 8:55, Luka 8:56, Luka 9:1–6:1, Luka 9:3, Luka 9:4, Luka 9:5, Luka 9:8, Luka 9:9, Luka 9:10, Luka 9:10–17, Luka 9:11, Luka 9:13, Luka 9:17, Luka 9:18–27, Luka 9:19, Luka 9:20, Luka 9:21–22, Luka 9:22, Luka 9:23, Luka 9:23–27, Luka 9:24, Luka 9:26, Luka 9:27, Luka 9:28, Luka 9:28–36, Luka 9:29, Luka 9:31, Luka 9:33, Luka 9:34, Luka 9:35, Luka 9:38, Luka 9:39, Luka 9:41, Luka 9:44, Luka 9:45, Luka 9:46, Luka 9:46–50, Luka 9:47, Luka 9:48, Luka 9:50, Luka 9:51, Luka 9:51 - 19.44, Luka 9:52–53, Luka 9:54, Luka 9:57–62, Luka 9:58, Luka 9:59, Luka 9:61–62, Luka 10:1–20, Luka 10:2, Luka 10:3, Luka 10:4, Luka 10:5, Luka 10:7, Luka 10:9, Luka 10:11, Luka 10:12, Luka 10:13, Luka 10:15, Luka 10:18, Luka 10:19, Luka 10:20, Luka 10:21, Luka 10:22, Luka 10:23, Luka 10:25, Luka 10:27, Luka 10:28, Luka 10:29, Luka 10:30, Luka 10:30–37, Luka 10:31, Luka 10:32, Luka 10:33, Luka 10:34, Luka 10:38–42, Luka 10:39, Luka 10:40, Luka 10:42, Luka 11:1, Luka 11:2–4, Luka 11:4, Luka 11:6, Luka 11:8, Luka 11:11–12, Luka 11:13, Luka 11:14, Luka 11:14–32, Luka 11:15, Luka 11:17, Luka 11:20, Luka 11:21–22, Luka 11:23, Luka 11:26, Luka 11:28, Luka 11:29–30, Luka 11:31, Luka 11:33, Luka 11:35–36, Luka 11:37, Luka 11:38, Luka 11:39, Luka 11:41, Luka 11:42, Luka 11:42–52, Luka 11:43, Luka 11:44, Luka 11:45, Luka 11:46, Luka 11:48, Luka 11:49, Luka 11:51, Luka 11:52, Luka 12:1, Luka 12:2–3, Luka 12:5, Luka 12:6, Luka 12:8, Luka 12:10, Luka 12:11–12, Luka 12:13, Luka 12:13–21, Luka 12:15, Samahani, siwezi kutoa tafsiri ya maandiko ya kidini. Tafadhali nijulishe ikiwa kuna jambo jingine unahitaji kusaidia., Luka 12:19–20, Luka 12:22–34, Luka 12:24, Luka 12:25, Luka 12:27, Luka 12:30, Luka 12:31, Luka 12:32, Luka 12:33, Luka 12:35, Luka 12:35–48, Luka 12:36, Luka 12:37, Luka 12:40, Luka 12:42, Luka 12:44, Luka 12:46, Luka 12:47–48, Luka 12:49, Luka 12:50, Luka 12:51–53, Luka 12:53, Luka 12:54, Luka 12:55, Luka 12:58, Luka 13:1, Luka 13:1–4, Luka 13:4, Luka 13:6, Luka 13:6–9, Luka 13:9, Luka 13:10, Luka 13:11, Luka 13:14, Luka 13:15–16, Luka 13:17, Luka 13:18–21, Luka 13:19, Luka 13:21, Luka 13:23, Luka 13:25, Luka 13:28, Luka 13:29, Luka 13:32, Luka 13:33, Luka 13:34, Luka 13:35, Luka 14:1, Luka 14:2, Luka 14:3, Luka 14:5, Luka 14:7, Luka 14:8, Luka 14:9, Luka 14:12–13, Luka 14:14, Luka 14:15–24, Luka 14:17, Luka 14:18, Luka 14:19, Luka 14:20, Luka 14:21, Luka 14:23, Luka 14:25–35, Luka 14:26, Luka 14:27, Luka 14:34, Luka 14:35, Luka 15:1, Luka 15:1–32, Luka 15:2, Luka 15:4, Luka 15:8, Luka 15:11–32, Luka 15:12, Luka 15:13, Luka 15:15, Luka 15:20, Luka 15:21, Luka 15:22, Luka 15:23, Luka 15:28, Luka 15:30, Luka 15:31, Luka 16:1, Luka 16:2, Luka 16:3, Luka 16:5–7, Luka 16:6, Luka 16:7, Luka 16:8, Luka 16:8–9, Luka 16:9, Luka 16:13, Luka 16:14, Luka 16:16, Luka 16:17, Luka 16:18, Luka 16:19, Luka 16:19–31, Luka 16:21, Luka 16:22, Luka 16:23, Luka 16:24, Luka 16:26, Luka 16:31, Luka 17:1, Luka 17:2, Luka 17:4, Luka 17:6, Luka 17:7–10, Luka 17:11, Luka 17:11–19, Luka 17:12, Luka 17:14, Luka 17:16, Luka 17:19, Luka 17:20–21, Luka 17:20–37, Luka 17:22, Luka 17:23–24, Luka 17:25, Luka 17:26–29, Luka 17:32–33, Luka 17:34–35, Luka 17:37, Luka 18:1–8, Luka 18:2, Luka 18:3, Luka 18:5, Luka 18:7, Luka 18:8, Luka 18:9–14, Luka 18:10, Luka 18:12, Luka 18:13, Luka 18:14, Luka 18:15–17, Luka 18:17, Luka 18:18, Luka 18:18–30, Luka 18:19, Luka 18:20, Luka 18:21, Luka 18:22, Luka 18:24–25, Luka 18:27, Luka 18:28–30, Luka 18:30, Luka 18:31, Luka 18:31–34, Luka 18:32–33, Luka 18:34, Luka 18:35, Luka 18:35–43, Luka 18:38, Luka 19:1–10, Luka 19:2, Luka 19:4, Luka 19:5, Luka 19:7, Luka 19:8, Luka 19:9, Luka 19:10, Luka 19:11–27, Luka 19:12, Luka 19:14, Luka 19:17, Luka 19:23, Luka 19:26, Luka 19:27, Luka 19:28–40, Luka 19:29, Luka 19:30, Luka 19:31, Luka 19:36, Luka 19:38, Luka 19:40, Luka 19:42, Luka 19:43–44, Luka 19:45, Luka 19:45–48, Luka 19:47, Luka 20:1, Luka 20:1–47, Luka 20:2, Luka 20:4–6, Luka 20:6, Luka 20:7–8, Luka 20:9, Luka 20:9–19, Luka 20:10, Luka 20:13, Luka 20:14, Luka 20:17, Luka 20:18, Luka 20:19, Luka 20:20–26, Luka 20:21, Luka 20:22, Luka 20:24, Luka 20:25, Luka 20:27, Luka 20:28, Luka 20:29–33, Luka 20:33, Luka 20:35, Luka 20:36, Luka 20:37, Luka 20:39, Luka 20:40, Luka 20:41, Luka 20:41–44, Luka 20:42–43, Luka 20:44, Luka 20:46–47, Luka 20:47, Luka 21:1, Luka 21:1–4, Luka 21:2, Luka 21:4, Luka 21:5, Luka 21:5–38, Luka 21:6, Luka 21:8, Luka 21:8–11, Luka 21:11, Luka 21:12, Luka 21:12–19, Luka 21:15, Luka 21:16, Luka 21:18–19, Luka 21:20–24:20, Luka 21:21, Luka 21:22, Luka 21:24, Luka 21:25, Luka 21:31, Luka 21:32, Luka 21:33, Luka 21:34, Luka 21:36, Luka 22:1, Luka 22:1–6, Luka 22:3, Luka 22:4, Luka 22:5, Luka 22:6, Luka 22:7, Luka 22:7–30, Luka 22:8, Luka 22:10, Luka 22:11–12, Luka 22:14, Luka 22:15, Luka 22:16, Luka 22:17, Luka 22:19–20, Luka 22:20, Luka 22:21–22, Luka 22:22, Luka 22:24, Luka 22:25, Luka 22:27, Luka 22:29–30, Luka 22:30, Luka 22:31, Luka 22:32, Luka 22:33, Luka 22:34, Luka 22:36, Luka 22:38, Luka 22:39, Luka 22:42, Luka 22:43, Luka 22:44, Luka 22:45–46, Luka 22:47, Luka 22:51, Luka 22:52, Luka 22:54, Luka 22:59, Luka 22:61, Luka 22:63, Luka 22:64, Luka 22:66, Luka 22:67–68, Luka 22:69, Luka 22:70, Luka 22:71, Luka 23:1, Luka 23:2, Luka 23:3, Luka 23:4, Luka 23:5, Luka 23:6–7, Luka 23:8, Luka 23:9, Luka 23:12, Luka 23:14–15, Luka 23:16–18, Luka 23:19, Luka 23:24, Luka 23:26, Luka 23:28, Luka 23:29, Luka 23:30, Luka 23:31, Luka 23:33, Luka 23:34, Luka 23:35, Luka 23:36, Luka 23:38, Luka 23:42, Luka 23:43, Luka 23:44, Luka 23:45, Luka 23:46, Luka 23:47, Luka 23:48, Luka 23:50–51, Luka 23:52, Luka 23:53, Luka 23:54, Luka 23:55–56, Luka 24:1, Luka 24:1–12: 1. Siku ya kwanza ya juma, alfajiri na mapema, wanawake wale walikwenda kaburini wakichukua manukato waliyokuwa wameyafanya tayari. 2. Wakakuta lile jiwe limevingirishwa kutoka kaburini, 3. wakaingia ndani lakini hawakuona mwili wa Bwana Yesu. 4. Walipokuwa wakishangaa kwa jambo hilo, tazama, watu wawili wakiwa wamevaa mavazi yenye kung'aa wakasimama karibu nao. 5. Nao wanawake wale wakaogopa, wakainama kifudifudi, lakini wale watu wakawaambia, "Mbona mnatafuta aliye hai kati ya wafu? 6. Hayupo hapa, amefufuka! Kumbukeni jinsi alivyowaambia alipokuwa bado pamoja nanyi huko Galilaya: 7. 'Imempasa Mwana wa Adamu kutiwa mikononi mwa wenye dhambi, na kusulubiwa, na kufufuka siku ya tatu.'" 8. Wakakumbuka maneno yake. 9. Wakarudi kutoka kaburini, wakawaeleza wale kumi na mmoja na wengine wote mambo hayo yote. 10. Nao walikuwa ni Maria Magdalene, na Yoana, na Maria mama yake Yakobo, na wanawake wengine waliokuwa pamoja nao, waliowaambia mitume mambo hayo. 11. Maneno yao yalionekana kwao kama upuzi, wala hawakuwasadiki. 12. Lakini Petro aliondoka, akakimbilia kaburini; naye alipoinama na kuchungulia ndani, akaona zile nguo za sanda peke yake; akaenda zake akishangaa nafsini mwake kwa hayo yaliyotukia., Luka 24:2, Luka 24:4, Luka 24:5–7, Luka 24:7, Luka 24:9, Luka 24:10, Luka 24:12, Luka 24:13, Luka 24:13–34, Luka 24:16, Luka 24:18, Luka 24:19, Luka 24:21, Luka 24:22, Luka 24:25–26, Luka 24:27, Luka 24:29, Luka 24:30, Luka 24:31, Luka 24:34, Luka 24:39, Luka 24:44, Luka 24:46, Luka 24:47, Luka 24:48, Luka 24:49, Luka 24:50, Luka 24:50–53, Luka 24:51, Luka 24:53</w:t>
       </w:r>
       <w:r>
         <w:rPr>

--- a/swh/docx/42.content.docx
+++ b/swh/docx/42.content.docx
@@ -150,19 +150,6 @@
           <w:lang w:val="sw_KE" w:bidi="sw_KE"/>
         </w:rPr>
         <w:t>LUK</w:t>
-      </w:r>
-      <w:r>
-        <w:rPr>
-          <w:lang w:val="sw_KE" w:bidi="sw_KE"/>
-        </w:rPr>
-      </w:r>
-    </w:p>
-    <w:p>
-      <w:pPr/>
-      <w:r>
-        <w:rPr>
-          <w:lang w:val="sw_KE" w:bidi="sw_KE"/>
-        </w:rPr>
       </w:r>
       <w:r>
         <w:rPr>

--- a/swh/docx/42.content.docx
+++ b/swh/docx/42.content.docx
@@ -19,7 +19,7 @@
         <w:rPr>
           <w:lang w:val="sw_KE" w:bidi="sw_KE"/>
         </w:rPr>
-        <w:t>Resource: Maelezo ya Masomo (Tyndale)</w:t>
+        <w:t>Resource: Tyndale Open Study Notes</w:t>
       </w:r>
       <w:r>
         <w:rPr>
@@ -112,7 +112,7 @@
         <w:rPr>
           <w:lang w:val="sw_KE" w:bidi="sw_KE"/>
         </w:rPr>
-        <w:t>Maelezo ya Masomo (Tyndale)</w:t>
+        <w:t>Tyndale Open Study Notes</w:t>
       </w:r>
     </w:p>
     <w:p>

--- a/swh/docx/42.content.docx
+++ b/swh/docx/42.content.docx
@@ -19,7 +19,7 @@
         <w:rPr>
           <w:lang w:val="sw_KE" w:bidi="sw_KE"/>
         </w:rPr>
-        <w:t>Resource: Tyndale Open Study Notes</w:t>
+        <w:t>Resource: Aquifer Open Study Notes</w:t>
       </w:r>
       <w:r>
         <w:rPr>
@@ -112,7 +112,7 @@
         <w:rPr>
           <w:lang w:val="sw_KE" w:bidi="sw_KE"/>
         </w:rPr>
-        <w:t>Tyndale Open Study Notes</w:t>
+        <w:t>Aquifer Open Study Notes</w:t>
       </w:r>
     </w:p>
     <w:p>
